--- a/Actividad 002 - v.250808 14.22.docx
+++ b/Actividad 002 - v.250808 14.22.docx
@@ -309,22 +309,6 @@
               </w:rPr>
               <w:t xml:space="preserve">Mtro. </w:t>
             </w:r>
-            <w:r>
-              <w:rPr>
-                <w:sz w:val="40"/>
-                <w:szCs w:val="40"/>
-              </w:rPr>
-              <w:t xml:space="preserve">Igor García </w:t>
-            </w:r>
-            <w:proofErr w:type="spellStart"/>
-            <w:r>
-              <w:rPr>
-                <w:sz w:val="40"/>
-                <w:szCs w:val="40"/>
-              </w:rPr>
-              <w:t>Atutxa</w:t>
-            </w:r>
-            <w:proofErr w:type="spellEnd"/>
           </w:p>
           <w:p>
             <w:pPr>
@@ -482,7 +466,7 @@
           <w:r>
             <w:fldChar w:fldCharType="separate"/>
           </w:r>
-          <w:hyperlink w:anchor="_Toc205456566" w:history="1">
+          <w:hyperlink w:anchor="_Toc206595223" w:history="1">
             <w:r>
               <w:rPr>
                 <w:rStyle w:val="Hipervnculo"/>
@@ -511,7 +495,7 @@
                 <w:noProof/>
                 <w:webHidden/>
               </w:rPr>
-              <w:instrText xml:space="preserve"> PAGEREF _Toc205456566 \h </w:instrText>
+              <w:instrText xml:space="preserve"> PAGEREF _Toc206595223 \h </w:instrText>
             </w:r>
             <w:r>
               <w:rPr>
@@ -557,7 +541,7 @@
               <w14:ligatures w14:val="standardContextual"/>
             </w:rPr>
           </w:pPr>
-          <w:hyperlink w:anchor="_Toc205456567" w:history="1">
+          <w:hyperlink w:anchor="_Toc206595224" w:history="1">
             <w:r>
               <w:rPr>
                 <w:rStyle w:val="Hipervnculo"/>
@@ -586,7 +570,7 @@
                 <w:noProof/>
                 <w:webHidden/>
               </w:rPr>
-              <w:instrText xml:space="preserve"> PAGEREF _Toc205456567 \h </w:instrText>
+              <w:instrText xml:space="preserve"> PAGEREF _Toc206595224 \h </w:instrText>
             </w:r>
             <w:r>
               <w:rPr>
@@ -606,7 +590,7 @@
                 <w:noProof/>
                 <w:webHidden/>
               </w:rPr>
-              <w:t>4</w:t>
+              <w:t>3</w:t>
             </w:r>
             <w:r>
               <w:rPr>
@@ -632,7 +616,7 @@
               <w14:ligatures w14:val="standardContextual"/>
             </w:rPr>
           </w:pPr>
-          <w:hyperlink w:anchor="_Toc205456568" w:history="1">
+          <w:hyperlink w:anchor="_Toc206595225" w:history="1">
             <w:r>
               <w:rPr>
                 <w:rStyle w:val="Hipervnculo"/>
@@ -640,7 +624,7 @@
                 <w:bCs/>
                 <w:noProof/>
               </w:rPr>
-              <w:t>Objetivo</w:t>
+              <w:t>Desarrollo</w:t>
             </w:r>
             <w:r>
               <w:rPr>
@@ -661,7 +645,7 @@
                 <w:noProof/>
                 <w:webHidden/>
               </w:rPr>
-              <w:instrText xml:space="preserve"> PAGEREF _Toc205456568 \h </w:instrText>
+              <w:instrText xml:space="preserve"> PAGEREF _Toc206595225 \h </w:instrText>
             </w:r>
             <w:r>
               <w:rPr>
@@ -707,15 +691,13 @@
               <w14:ligatures w14:val="standardContextual"/>
             </w:rPr>
           </w:pPr>
-          <w:hyperlink w:anchor="_Toc205456569" w:history="1">
+          <w:hyperlink w:anchor="_Toc206595226" w:history="1">
             <w:r>
               <w:rPr>
                 <w:rStyle w:val="Hipervnculo"/>
-                <w:b/>
-                <w:bCs/>
                 <w:noProof/>
               </w:rPr>
-              <w:t>Desarrollo</w:t>
+              <w:t>1. Investigación sobre normas</w:t>
             </w:r>
             <w:r>
               <w:rPr>
@@ -736,7 +718,7 @@
                 <w:noProof/>
                 <w:webHidden/>
               </w:rPr>
-              <w:instrText xml:space="preserve"> PAGEREF _Toc205456569 \h </w:instrText>
+              <w:instrText xml:space="preserve"> PAGEREF _Toc206595226 \h </w:instrText>
             </w:r>
             <w:r>
               <w:rPr>
@@ -756,7 +738,7 @@
                 <w:noProof/>
                 <w:webHidden/>
               </w:rPr>
-              <w:t>6</w:t>
+              <w:t>5</w:t>
             </w:r>
             <w:r>
               <w:rPr>
@@ -782,15 +764,13 @@
               <w14:ligatures w14:val="standardContextual"/>
             </w:rPr>
           </w:pPr>
-          <w:hyperlink w:anchor="_Toc205456570" w:history="1">
+          <w:hyperlink w:anchor="_Toc206595227" w:history="1">
             <w:r>
               <w:rPr>
                 <w:rStyle w:val="Hipervnculo"/>
-                <w:b/>
-                <w:bCs/>
                 <w:noProof/>
               </w:rPr>
-              <w:t>Conclusiones</w:t>
+              <w:t>2. Operaciones utilizando Jupyter Notebook y Python.</w:t>
             </w:r>
             <w:r>
               <w:rPr>
@@ -811,7 +791,7 @@
                 <w:noProof/>
                 <w:webHidden/>
               </w:rPr>
-              <w:instrText xml:space="preserve"> PAGEREF _Toc205456570 \h </w:instrText>
+              <w:instrText xml:space="preserve"> PAGEREF _Toc206595227 \h </w:instrText>
             </w:r>
             <w:r>
               <w:rPr>
@@ -831,7 +811,7 @@
                 <w:noProof/>
                 <w:webHidden/>
               </w:rPr>
-              <w:t>23</w:t>
+              <w:t>7</w:t>
             </w:r>
             <w:r>
               <w:rPr>
@@ -857,7 +837,226 @@
               <w14:ligatures w14:val="standardContextual"/>
             </w:rPr>
           </w:pPr>
-          <w:hyperlink w:anchor="_Toc205456571" w:history="1">
+          <w:hyperlink w:anchor="_Toc206595228" w:history="1">
+            <w:r>
+              <w:rPr>
+                <w:rStyle w:val="Hipervnculo"/>
+                <w:noProof/>
+              </w:rPr>
+              <w:t>3. Coordenada λ lambda, proyección y matriz de proyección.</w:t>
+            </w:r>
+            <w:r>
+              <w:rPr>
+                <w:noProof/>
+                <w:webHidden/>
+              </w:rPr>
+              <w:tab/>
+            </w:r>
+            <w:r>
+              <w:rPr>
+                <w:noProof/>
+                <w:webHidden/>
+              </w:rPr>
+              <w:fldChar w:fldCharType="begin"/>
+            </w:r>
+            <w:r>
+              <w:rPr>
+                <w:noProof/>
+                <w:webHidden/>
+              </w:rPr>
+              <w:instrText xml:space="preserve"> PAGEREF _Toc206595228 \h </w:instrText>
+            </w:r>
+            <w:r>
+              <w:rPr>
+                <w:noProof/>
+                <w:webHidden/>
+              </w:rPr>
+            </w:r>
+            <w:r>
+              <w:rPr>
+                <w:noProof/>
+                <w:webHidden/>
+              </w:rPr>
+              <w:fldChar w:fldCharType="separate"/>
+            </w:r>
+            <w:r>
+              <w:rPr>
+                <w:noProof/>
+                <w:webHidden/>
+              </w:rPr>
+              <w:t>11</w:t>
+            </w:r>
+            <w:r>
+              <w:rPr>
+                <w:noProof/>
+                <w:webHidden/>
+              </w:rPr>
+              <w:fldChar w:fldCharType="end"/>
+            </w:r>
+          </w:hyperlink>
+        </w:p>
+        <w:p>
+          <w:pPr>
+            <w:pStyle w:val="TDC1"/>
+            <w:tabs>
+              <w:tab w:val="right" w:leader="dot" w:pos="8828"/>
+            </w:tabs>
+            <w:rPr>
+              <w:noProof/>
+              <w:kern w:val="2"/>
+              <w:sz w:val="24"/>
+              <w:szCs w:val="24"/>
+              <w:lang w:eastAsia="es-MX"/>
+              <w14:ligatures w14:val="standardContextual"/>
+            </w:rPr>
+          </w:pPr>
+          <w:hyperlink w:anchor="_Toc206595229" w:history="1">
+            <w:r>
+              <w:rPr>
+                <w:rStyle w:val="Hipervnculo"/>
+                <w:noProof/>
+              </w:rPr>
+              <w:t>4. Operaciones con matrices cuadradas</w:t>
+            </w:r>
+            <w:r>
+              <w:rPr>
+                <w:noProof/>
+                <w:webHidden/>
+              </w:rPr>
+              <w:tab/>
+            </w:r>
+            <w:r>
+              <w:rPr>
+                <w:noProof/>
+                <w:webHidden/>
+              </w:rPr>
+              <w:fldChar w:fldCharType="begin"/>
+            </w:r>
+            <w:r>
+              <w:rPr>
+                <w:noProof/>
+                <w:webHidden/>
+              </w:rPr>
+              <w:instrText xml:space="preserve"> PAGEREF _Toc206595229 \h </w:instrText>
+            </w:r>
+            <w:r>
+              <w:rPr>
+                <w:noProof/>
+                <w:webHidden/>
+              </w:rPr>
+            </w:r>
+            <w:r>
+              <w:rPr>
+                <w:noProof/>
+                <w:webHidden/>
+              </w:rPr>
+              <w:fldChar w:fldCharType="separate"/>
+            </w:r>
+            <w:r>
+              <w:rPr>
+                <w:noProof/>
+                <w:webHidden/>
+              </w:rPr>
+              <w:t>18</w:t>
+            </w:r>
+            <w:r>
+              <w:rPr>
+                <w:noProof/>
+                <w:webHidden/>
+              </w:rPr>
+              <w:fldChar w:fldCharType="end"/>
+            </w:r>
+          </w:hyperlink>
+        </w:p>
+        <w:p>
+          <w:pPr>
+            <w:pStyle w:val="TDC1"/>
+            <w:tabs>
+              <w:tab w:val="right" w:leader="dot" w:pos="8828"/>
+            </w:tabs>
+            <w:rPr>
+              <w:noProof/>
+              <w:kern w:val="2"/>
+              <w:sz w:val="24"/>
+              <w:szCs w:val="24"/>
+              <w:lang w:eastAsia="es-MX"/>
+              <w14:ligatures w14:val="standardContextual"/>
+            </w:rPr>
+          </w:pPr>
+          <w:hyperlink w:anchor="_Toc206595230" w:history="1">
+            <w:r>
+              <w:rPr>
+                <w:rStyle w:val="Hipervnculo"/>
+                <w:noProof/>
+              </w:rPr>
+              <w:t>5. Cálculo de autovalores y autovectores.</w:t>
+            </w:r>
+            <w:r>
+              <w:rPr>
+                <w:noProof/>
+                <w:webHidden/>
+              </w:rPr>
+              <w:tab/>
+            </w:r>
+            <w:r>
+              <w:rPr>
+                <w:noProof/>
+                <w:webHidden/>
+              </w:rPr>
+              <w:fldChar w:fldCharType="begin"/>
+            </w:r>
+            <w:r>
+              <w:rPr>
+                <w:noProof/>
+                <w:webHidden/>
+              </w:rPr>
+              <w:instrText xml:space="preserve"> PAGEREF _Toc206595230 \h </w:instrText>
+            </w:r>
+            <w:r>
+              <w:rPr>
+                <w:noProof/>
+                <w:webHidden/>
+              </w:rPr>
+            </w:r>
+            <w:r>
+              <w:rPr>
+                <w:noProof/>
+                <w:webHidden/>
+              </w:rPr>
+              <w:fldChar w:fldCharType="separate"/>
+            </w:r>
+            <w:r>
+              <w:rPr>
+                <w:noProof/>
+                <w:webHidden/>
+              </w:rPr>
+              <w:t>21</w:t>
+            </w:r>
+            <w:r>
+              <w:rPr>
+                <w:noProof/>
+                <w:webHidden/>
+              </w:rPr>
+              <w:fldChar w:fldCharType="end"/>
+            </w:r>
+          </w:hyperlink>
+        </w:p>
+        <w:p>
+          <w:pPr>
+            <w:pStyle w:val="TDC1"/>
+            <w:tabs>
+              <w:tab w:val="right" w:leader="dot" w:pos="8828"/>
+            </w:tabs>
+            <w:rPr>
+              <w:noProof/>
+              <w:kern w:val="2"/>
+              <w:sz w:val="24"/>
+              <w:szCs w:val="24"/>
+              <w:lang w:eastAsia="es-MX"/>
+              <w14:ligatures w14:val="standardContextual"/>
+            </w:rPr>
+          </w:pPr>
+          <w:hyperlink w:anchor="_Toc206595231" w:history="1">
             <w:r>
               <w:rPr>
                 <w:rStyle w:val="Hipervnculo"/>
@@ -865,6 +1064,81 @@
                 <w:bCs/>
                 <w:noProof/>
               </w:rPr>
+              <w:t>Conclusiones</w:t>
+            </w:r>
+            <w:r>
+              <w:rPr>
+                <w:noProof/>
+                <w:webHidden/>
+              </w:rPr>
+              <w:tab/>
+            </w:r>
+            <w:r>
+              <w:rPr>
+                <w:noProof/>
+                <w:webHidden/>
+              </w:rPr>
+              <w:fldChar w:fldCharType="begin"/>
+            </w:r>
+            <w:r>
+              <w:rPr>
+                <w:noProof/>
+                <w:webHidden/>
+              </w:rPr>
+              <w:instrText xml:space="preserve"> PAGEREF _Toc206595231 \h </w:instrText>
+            </w:r>
+            <w:r>
+              <w:rPr>
+                <w:noProof/>
+                <w:webHidden/>
+              </w:rPr>
+            </w:r>
+            <w:r>
+              <w:rPr>
+                <w:noProof/>
+                <w:webHidden/>
+              </w:rPr>
+              <w:fldChar w:fldCharType="separate"/>
+            </w:r>
+            <w:r>
+              <w:rPr>
+                <w:noProof/>
+                <w:webHidden/>
+              </w:rPr>
+              <w:t>24</w:t>
+            </w:r>
+            <w:r>
+              <w:rPr>
+                <w:noProof/>
+                <w:webHidden/>
+              </w:rPr>
+              <w:fldChar w:fldCharType="end"/>
+            </w:r>
+          </w:hyperlink>
+        </w:p>
+        <w:p>
+          <w:pPr>
+            <w:pStyle w:val="TDC1"/>
+            <w:tabs>
+              <w:tab w:val="right" w:leader="dot" w:pos="8828"/>
+            </w:tabs>
+            <w:rPr>
+              <w:noProof/>
+              <w:kern w:val="2"/>
+              <w:sz w:val="24"/>
+              <w:szCs w:val="24"/>
+              <w:lang w:eastAsia="es-MX"/>
+              <w14:ligatures w14:val="standardContextual"/>
+            </w:rPr>
+          </w:pPr>
+          <w:hyperlink w:anchor="_Toc206595232" w:history="1">
+            <w:r>
+              <w:rPr>
+                <w:rStyle w:val="Hipervnculo"/>
+                <w:b/>
+                <w:bCs/>
+                <w:noProof/>
+              </w:rPr>
               <w:t>Liga al código en Github</w:t>
             </w:r>
             <w:r>
@@ -886,7 +1160,7 @@
                 <w:noProof/>
                 <w:webHidden/>
               </w:rPr>
-              <w:instrText xml:space="preserve"> PAGEREF _Toc205456571 \h </w:instrText>
+              <w:instrText xml:space="preserve"> PAGEREF _Toc206595232 \h </w:instrText>
             </w:r>
             <w:r>
               <w:rPr>
@@ -906,7 +1180,7 @@
                 <w:noProof/>
                 <w:webHidden/>
               </w:rPr>
-              <w:t>24</w:t>
+              <w:t>25</w:t>
             </w:r>
             <w:r>
               <w:rPr>
@@ -966,7 +1240,7 @@
           <w:bCs/>
         </w:rPr>
       </w:pPr>
-      <w:bookmarkStart w:id="0" w:name="_Toc205456566"/>
+      <w:bookmarkStart w:id="0" w:name="_Toc206595223"/>
       <w:r>
         <w:rPr>
           <w:b/>
@@ -1029,38 +1303,18 @@
     </w:p>
     <w:p>
       <w:pPr>
-        <w:rPr>
-          <w:rFonts w:asciiTheme="majorHAnsi" w:eastAsiaTheme="majorEastAsia" w:hAnsiTheme="majorHAnsi" w:cstheme="majorBidi"/>
+        <w:pStyle w:val="Ttulo1"/>
+        <w:rPr>
           <w:b/>
           <w:bCs/>
-          <w:color w:val="2F5496" w:themeColor="accent1" w:themeShade="BF"/>
-          <w:sz w:val="32"/>
-          <w:szCs w:val="32"/>
-        </w:rPr>
-      </w:pPr>
+        </w:rPr>
+      </w:pPr>
+      <w:bookmarkStart w:id="1" w:name="_Toc206595224"/>
       <w:r>
         <w:rPr>
           <w:b/>
           <w:bCs/>
         </w:rPr>
-        <w:br w:type="page"/>
-      </w:r>
-    </w:p>
-    <w:p>
-      <w:pPr>
-        <w:pStyle w:val="Ttulo1"/>
-        <w:rPr>
-          <w:b/>
-          <w:bCs/>
-        </w:rPr>
-      </w:pPr>
-      <w:bookmarkStart w:id="1" w:name="_Toc205456567"/>
-      <w:r>
-        <w:rPr>
-          <w:b/>
-          <w:bCs/>
-        </w:rPr>
-        <w:lastRenderedPageBreak/>
         <w:t>Instrucciones:</w:t>
       </w:r>
       <w:bookmarkEnd w:id="1"/>
@@ -1164,8 +1418,6 @@
       <w:r>
         <w:rPr>
           <w:rFonts w:cstheme="minorHAnsi"/>
-          <w:b/>
-          <w:bCs/>
           <w:sz w:val="22"/>
           <w:szCs w:val="22"/>
         </w:rPr>
@@ -1475,6 +1727,90 @@
       <w:r>
         <w:rPr>
           <w:rFonts w:cstheme="minorHAnsi"/>
+          <w:sz w:val="22"/>
+          <w:szCs w:val="22"/>
+        </w:rPr>
+        <w:t xml:space="preserve">Encuentra el ángulo </w:t>
+      </w:r>
+      <w:r>
+        <w:rPr>
+          <w:rFonts w:cstheme="minorHAnsi"/>
+          <w:sz w:val="22"/>
+          <w:szCs w:val="22"/>
+        </w:rPr>
+        <w:t xml:space="preserve">que forman los dos vectores entre sí </w:t>
+      </w:r>
+      <w:r>
+        <w:rPr>
+          <w:rFonts w:cstheme="minorHAnsi"/>
+          <w:sz w:val="22"/>
+          <w:szCs w:val="22"/>
+        </w:rPr>
+        <w:t xml:space="preserve">y genera un </w:t>
+      </w:r>
+      <w:r>
+        <w:rPr>
+          <w:rFonts w:cstheme="minorHAnsi"/>
+          <w:sz w:val="22"/>
+          <w:szCs w:val="22"/>
+        </w:rPr>
+        <w:t xml:space="preserve">nuevo vector </w:t>
+      </w:r>
+      <w:r>
+        <w:rPr>
+          <w:rFonts w:cstheme="minorHAnsi"/>
+          <w:sz w:val="22"/>
+          <w:szCs w:val="22"/>
+        </w:rPr>
+        <w:t xml:space="preserve">que sea </w:t>
+      </w:r>
+      <w:r>
+        <w:rPr>
+          <w:rFonts w:cstheme="minorHAnsi"/>
+          <w:sz w:val="22"/>
+          <w:szCs w:val="22"/>
+        </w:rPr>
+        <w:t xml:space="preserve">ortogonal a </w:t>
+      </w:r>
+      <w:r>
+        <w:rPr>
+          <w:rFonts w:cstheme="minorHAnsi"/>
+          <w:sz w:val="22"/>
+          <w:szCs w:val="22"/>
+        </w:rPr>
+        <w:t xml:space="preserve">cualquiera de </w:t>
+      </w:r>
+      <w:r>
+        <w:rPr>
+          <w:rFonts w:cstheme="minorHAnsi"/>
+          <w:sz w:val="22"/>
+          <w:szCs w:val="22"/>
+        </w:rPr>
+        <w:t>los dos primeros</w:t>
+      </w:r>
+      <w:r>
+        <w:rPr>
+          <w:rFonts w:cstheme="minorHAnsi"/>
+          <w:sz w:val="22"/>
+          <w:szCs w:val="22"/>
+        </w:rPr>
+        <w:t>.</w:t>
+      </w:r>
+    </w:p>
+    <w:p>
+      <w:pPr>
+        <w:jc w:val="both"/>
+        <w:rPr>
+          <w:rFonts w:cstheme="minorHAnsi"/>
+          <w:b/>
+          <w:bCs/>
+          <w:sz w:val="22"/>
+          <w:szCs w:val="22"/>
+        </w:rPr>
+      </w:pPr>
+      <w:r>
+        <w:rPr>
+          <w:rFonts w:cstheme="minorHAnsi"/>
           <w:b/>
           <w:bCs/>
           <w:noProof/>
@@ -1482,13 +1818,13 @@
           <w:szCs w:val="22"/>
         </w:rPr>
         <w:drawing>
-          <wp:anchor distT="0" distB="0" distL="114300" distR="114300" simplePos="0" relativeHeight="251643392" behindDoc="0" locked="0" layoutInCell="1" allowOverlap="1" wp14:anchorId="13820F77" wp14:editId="7511B563">
+          <wp:anchor distT="0" distB="0" distL="114300" distR="114300" simplePos="0" relativeHeight="251643392" behindDoc="0" locked="0" layoutInCell="1" allowOverlap="1" wp14:anchorId="13820F77" wp14:editId="72E733C6">
             <wp:simplePos x="0" y="0"/>
             <wp:positionH relativeFrom="column">
-              <wp:posOffset>1310640</wp:posOffset>
+              <wp:posOffset>1415415</wp:posOffset>
             </wp:positionH>
             <wp:positionV relativeFrom="paragraph">
-              <wp:posOffset>380365</wp:posOffset>
+              <wp:posOffset>186690</wp:posOffset>
             </wp:positionV>
             <wp:extent cx="657225" cy="323850"/>
             <wp:effectExtent l="0" t="0" r="9525" b="0"/>
@@ -1530,78 +1866,6 @@
             </a:graphic>
           </wp:anchor>
         </w:drawing>
-      </w:r>
-      <w:r>
-        <w:rPr>
-          <w:rFonts w:cstheme="minorHAnsi"/>
-          <w:sz w:val="22"/>
-          <w:szCs w:val="22"/>
-        </w:rPr>
-        <w:t xml:space="preserve">Encuentra el ángulo </w:t>
-      </w:r>
-      <w:r>
-        <w:rPr>
-          <w:rFonts w:cstheme="minorHAnsi"/>
-          <w:sz w:val="22"/>
-          <w:szCs w:val="22"/>
-        </w:rPr>
-        <w:t xml:space="preserve">que forman los dos vectores entre sí </w:t>
-      </w:r>
-      <w:r>
-        <w:rPr>
-          <w:rFonts w:cstheme="minorHAnsi"/>
-          <w:sz w:val="22"/>
-          <w:szCs w:val="22"/>
-        </w:rPr>
-        <w:t xml:space="preserve">y genera un </w:t>
-      </w:r>
-      <w:r>
-        <w:rPr>
-          <w:rFonts w:cstheme="minorHAnsi"/>
-          <w:sz w:val="22"/>
-          <w:szCs w:val="22"/>
-        </w:rPr>
-        <w:t xml:space="preserve">nuevo vector </w:t>
-      </w:r>
-      <w:r>
-        <w:rPr>
-          <w:rFonts w:cstheme="minorHAnsi"/>
-          <w:sz w:val="22"/>
-          <w:szCs w:val="22"/>
-        </w:rPr>
-        <w:t xml:space="preserve">que sea </w:t>
-      </w:r>
-      <w:r>
-        <w:rPr>
-          <w:rFonts w:cstheme="minorHAnsi"/>
-          <w:sz w:val="22"/>
-          <w:szCs w:val="22"/>
-        </w:rPr>
-        <w:t xml:space="preserve">ortogonal a </w:t>
-      </w:r>
-      <w:r>
-        <w:rPr>
-          <w:rFonts w:cstheme="minorHAnsi"/>
-          <w:sz w:val="22"/>
-          <w:szCs w:val="22"/>
-        </w:rPr>
-        <w:t xml:space="preserve">cualquiera de </w:t>
-      </w:r>
-      <w:r>
-        <w:rPr>
-          <w:rFonts w:cstheme="minorHAnsi"/>
-          <w:sz w:val="22"/>
-          <w:szCs w:val="22"/>
-        </w:rPr>
-        <w:t>los dos primeros</w:t>
-      </w:r>
-      <w:r>
-        <w:rPr>
-          <w:rFonts w:cstheme="minorHAnsi"/>
-          <w:sz w:val="22"/>
-          <w:szCs w:val="22"/>
-        </w:rPr>
-        <w:t>.</w:t>
       </w:r>
     </w:p>
     <w:p>
@@ -1801,17 +2065,17 @@
           <w:szCs w:val="22"/>
         </w:rPr>
         <w:drawing>
-          <wp:anchor distT="0" distB="0" distL="114300" distR="114300" simplePos="0" relativeHeight="251645440" behindDoc="1" locked="0" layoutInCell="1" allowOverlap="1" wp14:anchorId="4913077A" wp14:editId="4BC43263">
+          <wp:anchor distT="0" distB="0" distL="114300" distR="114300" simplePos="0" relativeHeight="251645440" behindDoc="1" locked="0" layoutInCell="1" allowOverlap="1" wp14:anchorId="4913077A" wp14:editId="1179E21F">
             <wp:simplePos x="0" y="0"/>
             <wp:positionH relativeFrom="column">
-              <wp:posOffset>3596640</wp:posOffset>
+              <wp:posOffset>3958590</wp:posOffset>
             </wp:positionH>
             <wp:positionV relativeFrom="paragraph">
-              <wp:posOffset>194310</wp:posOffset>
+              <wp:posOffset>198120</wp:posOffset>
             </wp:positionV>
             <wp:extent cx="1200150" cy="314325"/>
             <wp:effectExtent l="0" t="0" r="0" b="9525"/>
-            <wp:wrapNone/>
+            <wp:wrapSquare wrapText="bothSides"/>
             <wp:docPr id="1521348008" name="Imagen 2"/>
             <wp:cNvGraphicFramePr>
               <a:graphicFrameLocks xmlns:a="http://schemas.openxmlformats.org/drawingml/2006/main" noChangeAspect="1"/>
@@ -1974,15 +2238,14 @@
         </w:rPr>
         <w:t xml:space="preserve"> </w:t>
       </w:r>
-    </w:p>
-    <w:p>
-      <w:pPr>
-        <w:rPr>
-          <w:rFonts w:cstheme="minorHAnsi"/>
-          <w:sz w:val="22"/>
-          <w:szCs w:val="22"/>
-        </w:rPr>
-      </w:pPr>
+      <w:r>
+        <w:rPr>
+          <w:rFonts w:cstheme="minorHAnsi"/>
+          <w:sz w:val="22"/>
+          <w:szCs w:val="22"/>
+        </w:rPr>
+        <w:t xml:space="preserve">          </w:t>
+      </w:r>
       <w:r>
         <w:rPr>
           <w:rFonts w:cstheme="minorHAnsi"/>
@@ -2261,6 +2524,7 @@
           <w:sz w:val="22"/>
           <w:szCs w:val="22"/>
         </w:rPr>
+        <w:lastRenderedPageBreak/>
         <w:t>Calcula el rango de la matriz</w:t>
       </w:r>
       <w:r>
@@ -2328,106 +2592,331 @@
     <w:p>
       <w:pPr>
         <w:rPr>
-          <w:rFonts w:asciiTheme="majorHAnsi" w:eastAsiaTheme="majorEastAsia" w:hAnsiTheme="majorHAnsi" w:cstheme="majorBidi"/>
+          <w:rFonts w:cstheme="minorHAnsi"/>
           <w:b/>
           <w:bCs/>
-          <w:color w:val="2F5496" w:themeColor="accent1" w:themeShade="BF"/>
-          <w:sz w:val="32"/>
-          <w:szCs w:val="32"/>
-        </w:rPr>
-      </w:pPr>
-      <w:r>
-        <w:rPr>
+          <w:sz w:val="22"/>
+          <w:szCs w:val="22"/>
+        </w:rPr>
+      </w:pPr>
+      <w:r>
+        <w:rPr>
+          <w:rFonts w:cstheme="minorHAnsi"/>
           <w:b/>
           <w:bCs/>
-        </w:rPr>
-        <w:br w:type="page"/>
-      </w:r>
-    </w:p>
-    <w:p>
-      <w:pPr>
-        <w:pStyle w:val="Ttulo1"/>
-        <w:rPr>
+          <w:sz w:val="22"/>
+          <w:szCs w:val="22"/>
+        </w:rPr>
+        <w:t xml:space="preserve">5. </w:t>
+      </w:r>
+      <w:r>
+        <w:rPr>
+          <w:rFonts w:cstheme="minorHAnsi"/>
           <w:b/>
           <w:bCs/>
-        </w:rPr>
-      </w:pPr>
-      <w:bookmarkStart w:id="2" w:name="_Toc205456568"/>
-      <w:r>
-        <w:rPr>
+          <w:sz w:val="22"/>
+          <w:szCs w:val="22"/>
+        </w:rPr>
+        <w:t xml:space="preserve">Calcula los autovalores y </w:t>
+      </w:r>
+      <w:proofErr w:type="spellStart"/>
+      <w:r>
+        <w:rPr>
+          <w:rFonts w:cstheme="minorHAnsi"/>
           <w:b/>
           <w:bCs/>
-        </w:rPr>
-        <w:lastRenderedPageBreak/>
-        <w:t>Objetivo</w:t>
-      </w:r>
-      <w:bookmarkEnd w:id="2"/>
-    </w:p>
-    <w:p>
-      <w:pPr>
-        <w:jc w:val="both"/>
-        <w:rPr>
-          <w:sz w:val="22"/>
-          <w:szCs w:val="22"/>
-        </w:rPr>
-      </w:pPr>
-    </w:p>
-    <w:p>
-      <w:pPr>
-        <w:jc w:val="both"/>
-        <w:rPr>
-          <w:sz w:val="22"/>
-          <w:szCs w:val="22"/>
-        </w:rPr>
-      </w:pPr>
-      <w:r>
-        <w:rPr>
-          <w:sz w:val="22"/>
-          <w:szCs w:val="22"/>
-        </w:rPr>
-        <w:t xml:space="preserve">Explorar conceptos fundamentales de álgebra lineal aplicados a vectores, normas y proyecciones, utilizando Python y </w:t>
-      </w:r>
-      <w:proofErr w:type="spellStart"/>
-      <w:r>
-        <w:rPr>
-          <w:sz w:val="22"/>
-          <w:szCs w:val="22"/>
-        </w:rPr>
-        <w:t>Jupyter</w:t>
+          <w:sz w:val="22"/>
+          <w:szCs w:val="22"/>
+        </w:rPr>
+        <w:t>autovectores</w:t>
       </w:r>
       <w:proofErr w:type="spellEnd"/>
       <w:r>
         <w:rPr>
-          <w:sz w:val="22"/>
-          <w:szCs w:val="22"/>
-        </w:rPr>
-        <w:t xml:space="preserve"> Notebook.</w:t>
-      </w:r>
-    </w:p>
-    <w:p>
-      <w:pPr>
-        <w:jc w:val="both"/>
-        <w:rPr>
-          <w:sz w:val="22"/>
-          <w:szCs w:val="22"/>
-        </w:rPr>
-      </w:pPr>
-    </w:p>
-    <w:p>
-      <w:pPr>
-        <w:rPr>
-          <w:rFonts w:asciiTheme="majorHAnsi" w:eastAsiaTheme="majorEastAsia" w:hAnsiTheme="majorHAnsi" w:cstheme="majorBidi"/>
+          <w:rFonts w:cstheme="minorHAnsi"/>
           <w:b/>
           <w:bCs/>
-          <w:color w:val="2F5496" w:themeColor="accent1" w:themeShade="BF"/>
-          <w:sz w:val="32"/>
-          <w:szCs w:val="32"/>
-        </w:rPr>
-      </w:pPr>
-      <w:r>
-        <w:rPr>
+          <w:sz w:val="22"/>
+          <w:szCs w:val="22"/>
+        </w:rPr>
+        <w:t xml:space="preserve"> de la siguiente matriz:</w:t>
+      </w:r>
+    </w:p>
+    <w:p>
+      <w:pPr>
+        <w:rPr>
+          <w:rFonts w:cstheme="minorHAnsi"/>
           <w:b/>
           <w:bCs/>
+          <w:sz w:val="22"/>
+          <w:szCs w:val="22"/>
+        </w:rPr>
+      </w:pPr>
+      <w:r>
+        <w:rPr>
+          <w:rFonts w:cstheme="minorHAnsi"/>
+          <w:b/>
+          <w:bCs/>
+          <w:noProof/>
+          <w:sz w:val="22"/>
+          <w:szCs w:val="22"/>
+        </w:rPr>
+        <mc:AlternateContent>
+          <mc:Choice Requires="wps">
+            <w:drawing>
+              <wp:anchor distT="0" distB="0" distL="114300" distR="114300" simplePos="0" relativeHeight="251673088" behindDoc="0" locked="0" layoutInCell="1" allowOverlap="1" wp14:anchorId="1734587F" wp14:editId="6DE915AB">
+                <wp:simplePos x="0" y="0"/>
+                <wp:positionH relativeFrom="column">
+                  <wp:posOffset>367665</wp:posOffset>
+                </wp:positionH>
+                <wp:positionV relativeFrom="paragraph">
+                  <wp:posOffset>255905</wp:posOffset>
+                </wp:positionV>
+                <wp:extent cx="45719" cy="371475"/>
+                <wp:effectExtent l="57150" t="0" r="12065" b="28575"/>
+                <wp:wrapNone/>
+                <wp:docPr id="465804231" name="Conector: angular 1"/>
+                <wp:cNvGraphicFramePr/>
+                <a:graphic xmlns:a="http://schemas.openxmlformats.org/drawingml/2006/main">
+                  <a:graphicData uri="http://schemas.microsoft.com/office/word/2010/wordprocessingShape">
+                    <wps:wsp>
+                      <wps:cNvCnPr/>
+                      <wps:spPr>
+                        <a:xfrm>
+                          <a:off x="0" y="0"/>
+                          <a:ext cx="45719" cy="371475"/>
+                        </a:xfrm>
+                        <a:prstGeom prst="bentConnector3">
+                          <a:avLst>
+                            <a:gd name="adj1" fmla="val -115309"/>
+                          </a:avLst>
+                        </a:prstGeom>
+                        <a:ln w="19050">
+                          <a:solidFill>
+                            <a:schemeClr val="tx1"/>
+                          </a:solidFill>
+                        </a:ln>
+                      </wps:spPr>
+                      <wps:style>
+                        <a:lnRef idx="1">
+                          <a:schemeClr val="accent1"/>
+                        </a:lnRef>
+                        <a:fillRef idx="0">
+                          <a:schemeClr val="accent1"/>
+                        </a:fillRef>
+                        <a:effectRef idx="0">
+                          <a:schemeClr val="accent1"/>
+                        </a:effectRef>
+                        <a:fontRef idx="minor">
+                          <a:schemeClr val="tx1"/>
+                        </a:fontRef>
+                      </wps:style>
+                      <wps:bodyPr/>
+                    </wps:wsp>
+                  </a:graphicData>
+                </a:graphic>
+                <wp14:sizeRelH relativeFrom="margin">
+                  <wp14:pctWidth>0</wp14:pctWidth>
+                </wp14:sizeRelH>
+                <wp14:sizeRelV relativeFrom="margin">
+                  <wp14:pctHeight>0</wp14:pctHeight>
+                </wp14:sizeRelV>
+              </wp:anchor>
+            </w:drawing>
+          </mc:Choice>
+          <mc:Fallback>
+            <w:pict>
+              <v:shapetype w14:anchorId="4D0BECCA" id="_x0000_t34" coordsize="21600,21600" o:spt="34" o:oned="t" adj="10800" path="m,l@0,0@0,21600,21600,21600e" filled="f">
+                <v:stroke joinstyle="miter"/>
+                <v:formulas>
+                  <v:f eqn="val #0"/>
+                </v:formulas>
+                <v:path arrowok="t" fillok="f" o:connecttype="none"/>
+                <v:handles>
+                  <v:h position="#0,center"/>
+                </v:handles>
+                <o:lock v:ext="edit" shapetype="t"/>
+              </v:shapetype>
+              <v:shape id="Conector: angular 1" o:spid="_x0000_s1026" type="#_x0000_t34" style="position:absolute;margin-left:28.95pt;margin-top:20.15pt;width:3.6pt;height:29.25pt;z-index:251673088;visibility:visible;mso-wrap-style:square;mso-width-percent:0;mso-height-percent:0;mso-wrap-distance-left:9pt;mso-wrap-distance-top:0;mso-wrap-distance-right:9pt;mso-wrap-distance-bottom:0;mso-position-horizontal:absolute;mso-position-horizontal-relative:text;mso-position-vertical:absolute;mso-position-vertical-relative:text;mso-width-percent:0;mso-height-percent:0;mso-width-relative:margin;mso-height-relative:margin" o:gfxdata="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" adj="-24907" strokecolor="black [3213]" strokeweight="1.5pt"/>
+            </w:pict>
+          </mc:Fallback>
+        </mc:AlternateContent>
+      </w:r>
+    </w:p>
+    <w:p>
+      <w:pPr>
+        <w:spacing w:after="0"/>
+        <w:rPr>
+          <w:rFonts w:cstheme="minorHAnsi"/>
+          <w:b/>
+          <w:bCs/>
+          <w:sz w:val="22"/>
+          <w:szCs w:val="22"/>
+        </w:rPr>
+      </w:pPr>
+      <w:r>
+        <w:rPr>
+          <w:rFonts w:cstheme="minorHAnsi"/>
+          <w:b/>
+          <w:bCs/>
+          <w:noProof/>
+          <w:sz w:val="22"/>
+          <w:szCs w:val="22"/>
+        </w:rPr>
+        <mc:AlternateContent>
+          <mc:Choice Requires="wps">
+            <w:drawing>
+              <wp:anchor distT="0" distB="0" distL="114300" distR="114300" simplePos="0" relativeHeight="251675136" behindDoc="0" locked="0" layoutInCell="1" allowOverlap="1" wp14:anchorId="51BD3084" wp14:editId="1265B23F">
+                <wp:simplePos x="0" y="0"/>
+                <wp:positionH relativeFrom="column">
+                  <wp:posOffset>683895</wp:posOffset>
+                </wp:positionH>
+                <wp:positionV relativeFrom="paragraph">
+                  <wp:posOffset>11430</wp:posOffset>
+                </wp:positionV>
+                <wp:extent cx="45719" cy="342900"/>
+                <wp:effectExtent l="0" t="0" r="88265" b="19050"/>
+                <wp:wrapNone/>
+                <wp:docPr id="734047379" name="Conector: angular 1"/>
+                <wp:cNvGraphicFramePr/>
+                <a:graphic xmlns:a="http://schemas.openxmlformats.org/drawingml/2006/main">
+                  <a:graphicData uri="http://schemas.microsoft.com/office/word/2010/wordprocessingShape">
+                    <wps:wsp>
+                      <wps:cNvCnPr/>
+                      <wps:spPr>
+                        <a:xfrm flipH="1">
+                          <a:off x="0" y="0"/>
+                          <a:ext cx="45719" cy="342900"/>
+                        </a:xfrm>
+                        <a:prstGeom prst="bentConnector3">
+                          <a:avLst>
+                            <a:gd name="adj1" fmla="val -115309"/>
+                          </a:avLst>
+                        </a:prstGeom>
+                        <a:ln w="19050">
+                          <a:solidFill>
+                            <a:schemeClr val="tx1"/>
+                          </a:solidFill>
+                        </a:ln>
+                      </wps:spPr>
+                      <wps:style>
+                        <a:lnRef idx="1">
+                          <a:schemeClr val="accent1"/>
+                        </a:lnRef>
+                        <a:fillRef idx="0">
+                          <a:schemeClr val="accent1"/>
+                        </a:fillRef>
+                        <a:effectRef idx="0">
+                          <a:schemeClr val="accent1"/>
+                        </a:effectRef>
+                        <a:fontRef idx="minor">
+                          <a:schemeClr val="tx1"/>
+                        </a:fontRef>
+                      </wps:style>
+                      <wps:bodyPr/>
+                    </wps:wsp>
+                  </a:graphicData>
+                </a:graphic>
+                <wp14:sizeRelH relativeFrom="margin">
+                  <wp14:pctWidth>0</wp14:pctWidth>
+                </wp14:sizeRelH>
+                <wp14:sizeRelV relativeFrom="margin">
+                  <wp14:pctHeight>0</wp14:pctHeight>
+                </wp14:sizeRelV>
+              </wp:anchor>
+            </w:drawing>
+          </mc:Choice>
+          <mc:Fallback>
+            <w:pict>
+              <v:shape w14:anchorId="798E5C19" id="Conector: angular 1" o:spid="_x0000_s1026" type="#_x0000_t34" style="position:absolute;margin-left:53.85pt;margin-top:.9pt;width:3.6pt;height:27pt;flip:x;z-index:251675136;visibility:visible;mso-wrap-style:square;mso-width-percent:0;mso-height-percent:0;mso-wrap-distance-left:9pt;mso-wrap-distance-top:0;mso-wrap-distance-right:9pt;mso-wrap-distance-bottom:0;mso-position-horizontal:absolute;mso-position-horizontal-relative:text;mso-position-vertical:absolute;mso-position-vertical-relative:text;mso-width-percent:0;mso-height-percent:0;mso-width-relative:margin;mso-height-relative:margin" o:gfxdata="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" adj="-24907" strokecolor="black [3213]" strokeweight="1.5pt"/>
+            </w:pict>
+          </mc:Fallback>
+        </mc:AlternateContent>
+      </w:r>
+      <w:r>
+        <w:rPr>
+          <w:rFonts w:cstheme="minorHAnsi"/>
+          <w:b/>
+          <w:bCs/>
+          <w:sz w:val="22"/>
+          <w:szCs w:val="22"/>
+        </w:rPr>
+        <w:t>A =</w:t>
+      </w:r>
+      <w:r>
+        <w:rPr>
+          <w:rFonts w:cstheme="minorHAnsi"/>
+          <w:b/>
+          <w:bCs/>
+          <w:sz w:val="22"/>
+          <w:szCs w:val="22"/>
+        </w:rPr>
+        <w:tab/>
+        <w:t>5, 1</w:t>
+      </w:r>
+    </w:p>
+    <w:p>
+      <w:pPr>
+        <w:rPr>
+          <w:rFonts w:cstheme="minorHAnsi"/>
+          <w:b/>
+          <w:bCs/>
+          <w:sz w:val="22"/>
+          <w:szCs w:val="22"/>
+        </w:rPr>
+      </w:pPr>
+      <w:r>
+        <w:rPr>
+          <w:rFonts w:cstheme="minorHAnsi"/>
+          <w:b/>
+          <w:bCs/>
+          <w:sz w:val="22"/>
+          <w:szCs w:val="22"/>
+        </w:rPr>
+        <w:tab/>
+        <w:t>2, 2</w:t>
+      </w:r>
+    </w:p>
+    <w:p>
+      <w:pPr>
+        <w:rPr>
+          <w:rFonts w:cstheme="minorHAnsi"/>
+          <w:color w:val="2F5496" w:themeColor="accent1" w:themeShade="BF"/>
+          <w:sz w:val="36"/>
+          <w:szCs w:val="36"/>
+        </w:rPr>
+      </w:pPr>
+      <w:r>
+        <w:rPr>
+          <w:rFonts w:cstheme="minorHAnsi"/>
+          <w:sz w:val="22"/>
+          <w:szCs w:val="22"/>
+        </w:rPr>
+        <w:t xml:space="preserve">realiza su </w:t>
+      </w:r>
+      <w:proofErr w:type="spellStart"/>
+      <w:r>
+        <w:rPr>
+          <w:rFonts w:cstheme="minorHAnsi"/>
+          <w:sz w:val="22"/>
+          <w:szCs w:val="22"/>
+        </w:rPr>
+        <w:t>autodescomposición</w:t>
+      </w:r>
+      <w:proofErr w:type="spellEnd"/>
+      <w:r>
+        <w:rPr>
+          <w:rFonts w:cstheme="minorHAnsi"/>
+          <w:sz w:val="22"/>
+          <w:szCs w:val="22"/>
+        </w:rPr>
+        <w:t xml:space="preserve"> y grafica los resultados obtenidos en un plano con Matplotlib.</w:t>
+      </w:r>
+      <w:r>
+        <w:rPr>
+          <w:rFonts w:cstheme="minorHAnsi"/>
+          <w:sz w:val="22"/>
+          <w:szCs w:val="22"/>
         </w:rPr>
         <w:br w:type="page"/>
       </w:r>
@@ -2441,7 +2930,7 @@
           <w:bCs/>
         </w:rPr>
       </w:pPr>
-      <w:bookmarkStart w:id="3" w:name="_Toc205456569"/>
+      <w:bookmarkStart w:id="2" w:name="_Toc206595225"/>
       <w:r>
         <w:rPr>
           <w:b/>
@@ -2450,26 +2939,18 @@
         <w:lastRenderedPageBreak/>
         <w:t>Desarrollo</w:t>
       </w:r>
+      <w:bookmarkEnd w:id="2"/>
+    </w:p>
+    <w:p>
+      <w:pPr>
+        <w:pStyle w:val="Ttulo1"/>
+        <w:spacing w:after="240"/>
+      </w:pPr>
+      <w:bookmarkStart w:id="3" w:name="_Toc206595226"/>
+      <w:r>
+        <w:t>1. Investigación sobre normas</w:t>
+      </w:r>
       <w:bookmarkEnd w:id="3"/>
-    </w:p>
-    <w:p>
-      <w:pPr>
-        <w:rPr>
-          <w:b/>
-          <w:bCs/>
-          <w:sz w:val="22"/>
-          <w:szCs w:val="22"/>
-        </w:rPr>
-      </w:pPr>
-      <w:r>
-        <w:rPr>
-          <w:b/>
-          <w:bCs/>
-          <w:sz w:val="22"/>
-          <w:szCs w:val="22"/>
-        </w:rPr>
-        <w:t>1. Investigación sobre normas</w:t>
-      </w:r>
     </w:p>
     <w:p>
       <w:pPr>
@@ -4756,31 +5237,42 @@
     </w:p>
     <w:p>
       <w:pPr>
-        <w:jc w:val="both"/>
-        <w:rPr>
-          <w:rFonts w:cstheme="minorHAnsi"/>
-          <w:b/>
-          <w:bCs/>
-          <w:sz w:val="22"/>
-          <w:szCs w:val="22"/>
-        </w:rPr>
-      </w:pPr>
-      <w:r>
-        <w:rPr>
-          <w:rFonts w:cstheme="minorHAnsi"/>
-          <w:b/>
-          <w:bCs/>
-          <w:sz w:val="22"/>
-          <w:szCs w:val="22"/>
-        </w:rPr>
+        <w:pStyle w:val="Ttulo1"/>
+      </w:pPr>
+      <w:bookmarkStart w:id="4" w:name="_Toc206595227"/>
+      <w:r>
         <w:lastRenderedPageBreak/>
         <w:t xml:space="preserve">2. </w:t>
       </w:r>
       <w:r>
-        <w:rPr>
-          <w:rFonts w:cstheme="minorHAnsi"/>
-          <w:b/>
-          <w:bCs/>
+        <w:t>Operaciones u</w:t>
+      </w:r>
+      <w:r>
+        <w:t xml:space="preserve">tilizando </w:t>
+      </w:r>
+      <w:proofErr w:type="spellStart"/>
+      <w:r>
+        <w:t>Jupyter</w:t>
+      </w:r>
+      <w:proofErr w:type="spellEnd"/>
+      <w:r>
+        <w:t xml:space="preserve"> Notebook y Python</w:t>
+      </w:r>
+      <w:r>
+        <w:t>.</w:t>
+      </w:r>
+      <w:bookmarkEnd w:id="4"/>
+    </w:p>
+    <w:p/>
+    <w:p>
+      <w:pPr>
+        <w:rPr>
+          <w:sz w:val="22"/>
+          <w:szCs w:val="22"/>
+        </w:rPr>
+      </w:pPr>
+      <w:r>
+        <w:rPr>
           <w:sz w:val="22"/>
           <w:szCs w:val="22"/>
         </w:rPr>
@@ -4789,9 +5281,6 @@
       <w:proofErr w:type="spellStart"/>
       <w:r>
         <w:rPr>
-          <w:rFonts w:cstheme="minorHAnsi"/>
-          <w:b/>
-          <w:bCs/>
           <w:sz w:val="22"/>
           <w:szCs w:val="22"/>
         </w:rPr>
@@ -4800,9 +5289,6 @@
       <w:proofErr w:type="spellEnd"/>
       <w:r>
         <w:rPr>
-          <w:rFonts w:cstheme="minorHAnsi"/>
-          <w:b/>
-          <w:bCs/>
           <w:sz w:val="22"/>
           <w:szCs w:val="22"/>
         </w:rPr>
@@ -6872,6 +7358,39 @@
     </w:p>
     <w:p>
       <w:pPr>
+        <w:pStyle w:val="Ttulo1"/>
+        <w:spacing w:after="240"/>
+      </w:pPr>
+      <w:bookmarkStart w:id="5" w:name="_Toc206595228"/>
+      <w:r>
+        <w:lastRenderedPageBreak/>
+        <w:t xml:space="preserve">3. </w:t>
+      </w:r>
+      <w:r>
+        <w:t>C</w:t>
+      </w:r>
+      <w:r>
+        <w:t>oordenada λ lambda</w:t>
+      </w:r>
+      <w:r>
+        <w:t xml:space="preserve">, </w:t>
+      </w:r>
+      <w:r>
+        <w:t xml:space="preserve">proyección </w:t>
+      </w:r>
+      <w:r>
+        <w:t xml:space="preserve">y </w:t>
+      </w:r>
+      <w:r>
+        <w:t>matriz de proyección</w:t>
+      </w:r>
+      <w:r>
+        <w:t>.</w:t>
+      </w:r>
+      <w:bookmarkEnd w:id="5"/>
+    </w:p>
+    <w:p>
+      <w:pPr>
         <w:jc w:val="both"/>
         <w:rPr>
           <w:rFonts w:cstheme="minorHAnsi"/>
@@ -6888,7 +7407,6 @@
           <w:sz w:val="22"/>
           <w:szCs w:val="22"/>
         </w:rPr>
-        <w:lastRenderedPageBreak/>
         <w:drawing>
           <wp:anchor distT="0" distB="0" distL="114300" distR="114300" simplePos="0" relativeHeight="251658752" behindDoc="1" locked="0" layoutInCell="1" allowOverlap="1" wp14:anchorId="0DDD8F9C" wp14:editId="64340830">
             <wp:simplePos x="0" y="0"/>
@@ -7007,16 +7525,6 @@
             </a:graphic>
           </wp:anchor>
         </w:drawing>
-      </w:r>
-      <w:r>
-        <w:rPr>
-          <w:rFonts w:cstheme="minorHAnsi"/>
-          <w:b/>
-          <w:bCs/>
-          <w:sz w:val="22"/>
-          <w:szCs w:val="22"/>
-        </w:rPr>
-        <w:t xml:space="preserve">3. </w:t>
       </w:r>
       <w:r>
         <w:rPr>
@@ -8750,35 +9258,18 @@
     </w:p>
     <w:p>
       <w:pPr>
-        <w:rPr>
-          <w:rFonts w:cstheme="minorHAnsi"/>
-          <w:b/>
-          <w:bCs/>
-          <w:sz w:val="22"/>
-          <w:szCs w:val="22"/>
-        </w:rPr>
-      </w:pPr>
-      <w:r>
-        <w:rPr>
-          <w:rFonts w:cstheme="minorHAnsi"/>
-          <w:b/>
-          <w:bCs/>
-          <w:sz w:val="22"/>
-          <w:szCs w:val="22"/>
-        </w:rPr>
+        <w:pStyle w:val="Ttulo1"/>
+        <w:spacing w:after="240"/>
+      </w:pPr>
+      <w:bookmarkStart w:id="6" w:name="_Toc206595229"/>
+      <w:r>
         <w:lastRenderedPageBreak/>
         <w:t xml:space="preserve">4. </w:t>
       </w:r>
       <w:r>
-        <w:rPr>
-          <w:rFonts w:cstheme="minorHAnsi"/>
-          <w:b/>
-          <w:bCs/>
-          <w:sz w:val="22"/>
-          <w:szCs w:val="22"/>
-        </w:rPr>
         <w:t>Operaciones con matrices cuadradas</w:t>
       </w:r>
+      <w:bookmarkEnd w:id="6"/>
     </w:p>
     <w:p>
       <w:pPr>
@@ -9217,6 +9708,7 @@
           <w:sz w:val="22"/>
           <w:szCs w:val="22"/>
         </w:rPr>
+        <w:lastRenderedPageBreak/>
         <w:br w:type="page"/>
       </w:r>
       <w:r>
@@ -9229,7 +9721,7 @@
           <w:szCs w:val="22"/>
         </w:rPr>
         <w:drawing>
-          <wp:anchor distT="0" distB="0" distL="114300" distR="114300" simplePos="0" relativeHeight="251665920" behindDoc="0" locked="0" layoutInCell="1" allowOverlap="1" wp14:anchorId="7E32D03E" wp14:editId="302D0365">
+          <wp:anchor distT="0" distB="0" distL="114300" distR="114300" simplePos="0" relativeHeight="251665920" behindDoc="0" locked="0" layoutInCell="1" allowOverlap="1" wp14:anchorId="7E32D03E" wp14:editId="37582DF9">
             <wp:simplePos x="0" y="0"/>
             <wp:positionH relativeFrom="column">
               <wp:posOffset>-3810</wp:posOffset>
@@ -9834,14 +10326,49 @@
           <w:szCs w:val="22"/>
         </w:rPr>
       </w:pPr>
-    </w:p>
-    <w:p>
-      <w:pPr>
-        <w:pStyle w:val="Prrafodelista"/>
-        <w:numPr>
-          <w:ilvl w:val="0"/>
-          <w:numId w:val="5"/>
-        </w:numPr>
+      <w:r>
+        <w:rPr>
+          <w:sz w:val="22"/>
+          <w:szCs w:val="22"/>
+        </w:rPr>
+        <w:br w:type="page"/>
+      </w:r>
+    </w:p>
+    <w:p>
+      <w:pPr>
+        <w:pStyle w:val="Ttulo1"/>
+        <w:spacing w:after="240"/>
+        <w:rPr>
+          <w:sz w:val="22"/>
+          <w:szCs w:val="22"/>
+        </w:rPr>
+      </w:pPr>
+      <w:bookmarkStart w:id="7" w:name="_Toc206595230"/>
+      <w:r>
+        <w:lastRenderedPageBreak/>
+        <w:t>5. Cá</w:t>
+      </w:r>
+      <w:r>
+        <w:t>lcul</w:t>
+      </w:r>
+      <w:r>
+        <w:t>o de</w:t>
+      </w:r>
+      <w:r>
+        <w:t xml:space="preserve"> autovalores y </w:t>
+      </w:r>
+      <w:proofErr w:type="spellStart"/>
+      <w:r>
+        <w:t>autovectores</w:t>
+      </w:r>
+      <w:proofErr w:type="spellEnd"/>
+      <w:r>
+        <w:t>.</w:t>
+      </w:r>
+      <w:bookmarkEnd w:id="7"/>
+    </w:p>
+    <w:p>
+      <w:pPr>
         <w:rPr>
           <w:b/>
           <w:bCs/>
@@ -10046,6 +10573,7 @@
           <w:b/>
           <w:bCs/>
         </w:rPr>
+        <w:lastRenderedPageBreak/>
         <w:t xml:space="preserve"> </w:t>
       </w:r>
       <w:r>
@@ -10341,7 +10869,7 @@
           <w:bCs/>
         </w:rPr>
       </w:pPr>
-      <w:bookmarkStart w:id="4" w:name="_Toc205456570"/>
+      <w:bookmarkStart w:id="8" w:name="_Toc206595231"/>
       <w:r>
         <w:rPr>
           <w:b/>
@@ -10350,7 +10878,161 @@
         <w:lastRenderedPageBreak/>
         <w:t>Conclusiones</w:t>
       </w:r>
-      <w:bookmarkEnd w:id="4"/>
+      <w:bookmarkEnd w:id="8"/>
+    </w:p>
+    <w:p>
+      <w:pPr>
+        <w:jc w:val="both"/>
+        <w:rPr>
+          <w:sz w:val="22"/>
+          <w:szCs w:val="22"/>
+        </w:rPr>
+      </w:pPr>
+      <w:r>
+        <w:rPr>
+          <w:sz w:val="22"/>
+          <w:szCs w:val="22"/>
+        </w:rPr>
+        <w:t>Las funciones matemáticas son herramientas fundamentales para modelar fenómenos del mundo real. Ya sea en física, economía o inteligencia artificial, permiten representar relaciones entre variables y analizar el comportamiento de sistemas complejos.</w:t>
+      </w:r>
+      <w:r>
+        <w:rPr>
+          <w:sz w:val="22"/>
+          <w:szCs w:val="22"/>
+        </w:rPr>
+        <w:t xml:space="preserve"> A </w:t>
+      </w:r>
+      <w:r>
+        <w:rPr>
+          <w:sz w:val="22"/>
+          <w:szCs w:val="22"/>
+        </w:rPr>
+        <w:t>continuación,</w:t>
+      </w:r>
+      <w:r>
+        <w:rPr>
+          <w:sz w:val="22"/>
+          <w:szCs w:val="22"/>
+        </w:rPr>
+        <w:t xml:space="preserve"> presentamos algunos conceptos de interés</w:t>
+      </w:r>
+      <w:r>
+        <w:rPr>
+          <w:sz w:val="22"/>
+          <w:szCs w:val="22"/>
+        </w:rPr>
+        <w:t>.</w:t>
+      </w:r>
+    </w:p>
+    <w:p>
+      <w:pPr>
+        <w:jc w:val="both"/>
+        <w:rPr>
+          <w:sz w:val="22"/>
+          <w:szCs w:val="22"/>
+        </w:rPr>
+      </w:pPr>
+      <w:r>
+        <w:rPr>
+          <w:sz w:val="22"/>
+          <w:szCs w:val="22"/>
+        </w:rPr>
+        <w:t>Gradiente y Derivada</w:t>
+      </w:r>
+      <w:r>
+        <w:rPr>
+          <w:sz w:val="22"/>
+          <w:szCs w:val="22"/>
+        </w:rPr>
+        <w:t>:</w:t>
+      </w:r>
+    </w:p>
+    <w:p>
+      <w:pPr>
+        <w:jc w:val="both"/>
+        <w:rPr>
+          <w:sz w:val="22"/>
+          <w:szCs w:val="22"/>
+        </w:rPr>
+      </w:pPr>
+      <w:r>
+        <w:rPr>
+          <w:sz w:val="22"/>
+          <w:szCs w:val="22"/>
+        </w:rPr>
+        <w:t>Gradiente: Vector que apunta en la dirección de máximo incremento de una función multivariable.</w:t>
+      </w:r>
+    </w:p>
+    <w:p>
+      <w:pPr>
+        <w:jc w:val="both"/>
+        <w:rPr>
+          <w:sz w:val="22"/>
+          <w:szCs w:val="22"/>
+        </w:rPr>
+      </w:pPr>
+      <w:r>
+        <w:rPr>
+          <w:sz w:val="22"/>
+          <w:szCs w:val="22"/>
+        </w:rPr>
+        <w:t>Derivada: Medida del cambio instantáneo en funciones de una sola variable.</w:t>
+      </w:r>
+    </w:p>
+    <w:p>
+      <w:pPr>
+        <w:jc w:val="both"/>
+        <w:rPr>
+          <w:sz w:val="22"/>
+          <w:szCs w:val="22"/>
+        </w:rPr>
+      </w:pPr>
+      <w:r>
+        <w:rPr>
+          <w:sz w:val="22"/>
+          <w:szCs w:val="22"/>
+        </w:rPr>
+        <w:t>El gradiente y la derivada son operadores clave para estudiar funciones en puntos específicos. A través de ellos, se obtiene información sobre la dirección de mayor crecimiento, la tasa de cambio y la sensibilidad de los sistemas modelados.</w:t>
+      </w:r>
+    </w:p>
+    <w:p>
+      <w:pPr>
+        <w:jc w:val="both"/>
+        <w:rPr>
+          <w:sz w:val="22"/>
+          <w:szCs w:val="22"/>
+        </w:rPr>
+      </w:pPr>
+      <w:r>
+        <w:rPr>
+          <w:sz w:val="22"/>
+          <w:szCs w:val="22"/>
+        </w:rPr>
+        <w:t>Funciones Vectoriales</w:t>
+      </w:r>
+      <w:r>
+        <w:rPr>
+          <w:sz w:val="22"/>
+          <w:szCs w:val="22"/>
+        </w:rPr>
+        <w:t>:</w:t>
+      </w:r>
+    </w:p>
+    <w:p>
+      <w:pPr>
+        <w:jc w:val="both"/>
+        <w:rPr>
+          <w:sz w:val="22"/>
+          <w:szCs w:val="22"/>
+        </w:rPr>
+      </w:pPr>
+      <w:r>
+        <w:rPr>
+          <w:sz w:val="22"/>
+          <w:szCs w:val="22"/>
+        </w:rPr>
+        <w:t>Cuando el número de variables crece, es conveniente expresar las funciones en forma vectorial. Esto permite aplicar herramientas del álgebra lineal como:</w:t>
+      </w:r>
     </w:p>
     <w:p>
       <w:pPr>
@@ -10370,80 +11052,7 @@
           <w:sz w:val="22"/>
           <w:szCs w:val="22"/>
         </w:rPr>
-        <w:t xml:space="preserve">Se calcularon los </w:t>
-      </w:r>
-      <w:r>
-        <w:rPr>
-          <w:b/>
-          <w:bCs/>
-          <w:sz w:val="22"/>
-          <w:szCs w:val="22"/>
-        </w:rPr>
-        <w:t>autovalores</w:t>
-      </w:r>
-      <w:r>
-        <w:rPr>
-          <w:sz w:val="22"/>
-          <w:szCs w:val="22"/>
-        </w:rPr>
-        <w:t xml:space="preserve"> λ1≈5.56\lambda_1 \</w:t>
-      </w:r>
-      <w:proofErr w:type="spellStart"/>
-      <w:r>
-        <w:rPr>
-          <w:sz w:val="22"/>
-          <w:szCs w:val="22"/>
-        </w:rPr>
-        <w:t>approx</w:t>
-      </w:r>
-      <w:proofErr w:type="spellEnd"/>
-      <w:r>
-        <w:rPr>
-          <w:sz w:val="22"/>
-          <w:szCs w:val="22"/>
-        </w:rPr>
-        <w:t xml:space="preserve"> 5.56, λ2≈1.44\lambda_2 \</w:t>
-      </w:r>
-      <w:proofErr w:type="spellStart"/>
-      <w:r>
-        <w:rPr>
-          <w:sz w:val="22"/>
-          <w:szCs w:val="22"/>
-        </w:rPr>
-        <w:t>approx</w:t>
-      </w:r>
-      <w:proofErr w:type="spellEnd"/>
-      <w:r>
-        <w:rPr>
-          <w:sz w:val="22"/>
-          <w:szCs w:val="22"/>
-        </w:rPr>
-        <w:t xml:space="preserve"> 1.44 y sus respectivos </w:t>
-      </w:r>
-      <w:proofErr w:type="spellStart"/>
-      <w:r>
-        <w:rPr>
-          <w:b/>
-          <w:bCs/>
-          <w:sz w:val="22"/>
-          <w:szCs w:val="22"/>
-        </w:rPr>
-        <w:t>autovectores</w:t>
-      </w:r>
-      <w:proofErr w:type="spellEnd"/>
-      <w:r>
-        <w:rPr>
-          <w:sz w:val="22"/>
-          <w:szCs w:val="22"/>
-        </w:rPr>
-        <w:t>:</w:t>
-      </w:r>
-      <w:r>
-        <w:rPr>
-          <w:sz w:val="22"/>
-          <w:szCs w:val="22"/>
-        </w:rPr>
-        <w:t xml:space="preserve">  </w:t>
+        <w:t>Matrices Jacobianas</w:t>
       </w:r>
     </w:p>
     <w:p>
@@ -10459,273 +11068,20 @@
           <w:szCs w:val="22"/>
         </w:rPr>
       </w:pPr>
-      <m:oMath>
-        <m:r>
-          <w:rPr>
-            <w:rFonts w:ascii="Cambria Math" w:hAnsi="Cambria Math"/>
-            <w:sz w:val="22"/>
-            <w:szCs w:val="22"/>
-          </w:rPr>
-          <m:t>v</m:t>
-        </m:r>
-        <m:acc>
-          <m:accPr>
-            <m:chr m:val="⃗"/>
-            <m:ctrlPr>
-              <w:rPr>
-                <w:rFonts w:ascii="Cambria Math" w:hAnsi="Cambria Math" w:cs="Cambria Math"/>
-                <w:i/>
-                <w:sz w:val="22"/>
-                <w:szCs w:val="22"/>
-              </w:rPr>
-            </m:ctrlPr>
-          </m:accPr>
-          <m:e>
-            <m:r>
-              <w:rPr>
-                <w:rFonts w:ascii="Cambria Math" w:hAnsi="Cambria Math"/>
-                <w:sz w:val="22"/>
-                <w:szCs w:val="22"/>
-              </w:rPr>
-              <m:t>1</m:t>
-            </m:r>
-          </m:e>
-        </m:acc>
-        <m:r>
-          <w:rPr>
-            <w:rFonts w:ascii="Cambria Math" w:hAnsi="Cambria Math"/>
-            <w:sz w:val="22"/>
-            <w:szCs w:val="22"/>
-          </w:rPr>
-          <m:t>=</m:t>
-        </m:r>
-        <m:d>
-          <m:dPr>
-            <m:begChr m:val="["/>
-            <m:endChr m:val="]"/>
-            <m:ctrlPr>
-              <w:rPr>
-                <w:rFonts w:ascii="Cambria Math" w:hAnsi="Cambria Math"/>
-                <w:i/>
-                <w:sz w:val="22"/>
-                <w:szCs w:val="22"/>
-              </w:rPr>
-            </m:ctrlPr>
-          </m:dPr>
-          <m:e>
-            <m:r>
-              <w:rPr>
-                <w:rFonts w:ascii="Cambria Math" w:hAnsi="Cambria Math"/>
-                <w:sz w:val="22"/>
-                <w:szCs w:val="22"/>
-              </w:rPr>
-              <m:t>0.870.49</m:t>
-            </m:r>
-          </m:e>
-        </m:d>
-        <m:r>
-          <w:rPr>
-            <w:rFonts w:ascii="Cambria Math" w:hAnsi="Cambria Math"/>
-            <w:sz w:val="22"/>
-            <w:szCs w:val="22"/>
-          </w:rPr>
-          <m:t>, v</m:t>
-        </m:r>
-        <m:acc>
-          <m:accPr>
-            <m:chr m:val="⃗"/>
-            <m:ctrlPr>
-              <w:rPr>
-                <w:rFonts w:ascii="Cambria Math" w:hAnsi="Cambria Math" w:cs="Cambria Math"/>
-                <w:i/>
-                <w:sz w:val="22"/>
-                <w:szCs w:val="22"/>
-              </w:rPr>
-            </m:ctrlPr>
-          </m:accPr>
-          <m:e>
-            <m:r>
-              <w:rPr>
-                <w:rFonts w:ascii="Cambria Math" w:hAnsi="Cambria Math"/>
-                <w:sz w:val="22"/>
-                <w:szCs w:val="22"/>
-              </w:rPr>
-              <m:t>2</m:t>
-            </m:r>
-          </m:e>
-        </m:acc>
-        <m:r>
-          <w:rPr>
-            <w:rFonts w:ascii="Cambria Math" w:hAnsi="Cambria Math"/>
-            <w:sz w:val="22"/>
-            <w:szCs w:val="22"/>
-          </w:rPr>
-          <m:t>=</m:t>
-        </m:r>
-        <m:d>
-          <m:dPr>
-            <m:begChr m:val="["/>
-            <m:endChr m:val="]"/>
-            <m:ctrlPr>
-              <w:rPr>
-                <w:rFonts w:ascii="Cambria Math" w:hAnsi="Cambria Math"/>
-                <w:i/>
-                <w:sz w:val="22"/>
-                <w:szCs w:val="22"/>
-              </w:rPr>
-            </m:ctrlPr>
-          </m:dPr>
-          <m:e>
-            <m:r>
-              <w:rPr>
-                <w:rFonts w:ascii="Cambria Math" w:hAnsi="Cambria Math" w:cs="Calibri"/>
-                <w:sz w:val="22"/>
-                <w:szCs w:val="22"/>
-              </w:rPr>
-              <m:t>-</m:t>
-            </m:r>
-            <m:r>
-              <w:rPr>
-                <w:rFonts w:ascii="Cambria Math" w:hAnsi="Cambria Math"/>
-                <w:sz w:val="22"/>
-                <w:szCs w:val="22"/>
-              </w:rPr>
-              <m:t>0.270.96</m:t>
-            </m:r>
-          </m:e>
-        </m:d>
-        <m:acc>
-          <m:accPr>
-            <m:chr m:val="⃗"/>
-            <m:ctrlPr>
-              <w:rPr>
-                <w:rFonts w:ascii="Cambria Math" w:hAnsi="Cambria Math"/>
-                <w:sz w:val="22"/>
-                <w:szCs w:val="22"/>
-              </w:rPr>
-            </m:ctrlPr>
-          </m:accPr>
-          <m:e/>
-        </m:acc>
-      </m:oMath>
-    </w:p>
-    <w:p>
-      <w:pPr>
-        <w:jc w:val="both"/>
-        <w:rPr>
-          <w:sz w:val="22"/>
-          <w:szCs w:val="22"/>
-        </w:rPr>
-      </w:pPr>
-      <w:r>
-        <w:rPr>
-          <w:sz w:val="22"/>
-          <w:szCs w:val="22"/>
-        </w:rPr>
-        <w:t>Estos vectores representan las direcciones invariantes bajo la transformación lineal definida por la matriz:</w:t>
-      </w:r>
-    </w:p>
-    <w:p>
-      <w:pPr>
-        <w:jc w:val="both"/>
-        <w:rPr>
-          <w:sz w:val="22"/>
-          <w:szCs w:val="22"/>
-        </w:rPr>
-      </w:pPr>
-      <w:r>
-        <w:rPr>
-          <w:sz w:val="22"/>
-          <w:szCs w:val="22"/>
-        </w:rPr>
-        <w:t>A</w:t>
-      </w:r>
-      <w:proofErr w:type="gramStart"/>
-      <w:r>
-        <w:rPr>
-          <w:sz w:val="22"/>
-          <w:szCs w:val="22"/>
-        </w:rPr>
-        <w:t>=[</w:t>
-      </w:r>
-      <w:proofErr w:type="gramEnd"/>
-      <w:r>
-        <w:rPr>
-          <w:sz w:val="22"/>
-          <w:szCs w:val="22"/>
-        </w:rPr>
-        <w:t>5122]A = \</w:t>
-      </w:r>
-      <w:proofErr w:type="spellStart"/>
-      <w:r>
-        <w:rPr>
-          <w:sz w:val="22"/>
-          <w:szCs w:val="22"/>
-        </w:rPr>
-        <w:t>begin</w:t>
-      </w:r>
-      <w:proofErr w:type="spellEnd"/>
-      <w:r>
-        <w:rPr>
-          <w:sz w:val="22"/>
-          <w:szCs w:val="22"/>
-        </w:rPr>
-        <w:t>{</w:t>
-      </w:r>
-      <w:proofErr w:type="spellStart"/>
-      <w:r>
-        <w:rPr>
-          <w:sz w:val="22"/>
-          <w:szCs w:val="22"/>
-        </w:rPr>
-        <w:t>bmatrix</w:t>
-      </w:r>
-      <w:proofErr w:type="spellEnd"/>
-      <w:r>
-        <w:rPr>
-          <w:sz w:val="22"/>
-          <w:szCs w:val="22"/>
-        </w:rPr>
-        <w:t>} 5 &amp; 1 \\ 2 &amp; 2 \</w:t>
-      </w:r>
-      <w:proofErr w:type="spellStart"/>
-      <w:r>
-        <w:rPr>
-          <w:sz w:val="22"/>
-          <w:szCs w:val="22"/>
-        </w:rPr>
-        <w:t>end</w:t>
-      </w:r>
-      <w:proofErr w:type="spellEnd"/>
-      <w:r>
-        <w:rPr>
-          <w:sz w:val="22"/>
-          <w:szCs w:val="22"/>
-        </w:rPr>
-        <w:t>{</w:t>
-      </w:r>
-      <w:proofErr w:type="spellStart"/>
-      <w:r>
-        <w:rPr>
-          <w:sz w:val="22"/>
-          <w:szCs w:val="22"/>
-        </w:rPr>
-        <w:t>bmatrix</w:t>
-      </w:r>
-      <w:proofErr w:type="spellEnd"/>
-      <w:r>
-        <w:rPr>
-          <w:sz w:val="22"/>
-          <w:szCs w:val="22"/>
-        </w:rPr>
-        <w:t>}</w:t>
-      </w:r>
-    </w:p>
-    <w:p>
-      <w:pPr>
+      <w:r>
+        <w:rPr>
+          <w:sz w:val="22"/>
+          <w:szCs w:val="22"/>
+        </w:rPr>
+        <w:t>Transformaciones lineales</w:t>
+      </w:r>
+    </w:p>
+    <w:p>
+      <w:pPr>
+        <w:pStyle w:val="Prrafodelista"/>
         <w:numPr>
           <w:ilvl w:val="0"/>
-          <w:numId w:val="13"/>
+          <w:numId w:val="11"/>
         </w:numPr>
         <w:jc w:val="both"/>
         <w:rPr>
@@ -10738,7 +11094,109 @@
           <w:sz w:val="22"/>
           <w:szCs w:val="22"/>
         </w:rPr>
-        <w:t xml:space="preserve">Se visualizó la acción de AA sobre la base estándar y los </w:t>
+        <w:t>Espacios vectoriales y normas</w:t>
+      </w:r>
+    </w:p>
+    <w:p>
+      <w:pPr>
+        <w:jc w:val="both"/>
+        <w:rPr>
+          <w:sz w:val="22"/>
+          <w:szCs w:val="22"/>
+        </w:rPr>
+      </w:pPr>
+      <w:r>
+        <w:rPr>
+          <w:sz w:val="22"/>
+          <w:szCs w:val="22"/>
+        </w:rPr>
+        <w:t>Propiedades de la Diferenciación</w:t>
+      </w:r>
+      <w:r>
+        <w:rPr>
+          <w:sz w:val="22"/>
+          <w:szCs w:val="22"/>
+        </w:rPr>
+        <w:t>:</w:t>
+      </w:r>
+    </w:p>
+    <w:p>
+      <w:pPr>
+        <w:jc w:val="both"/>
+        <w:rPr>
+          <w:sz w:val="22"/>
+          <w:szCs w:val="22"/>
+        </w:rPr>
+      </w:pPr>
+      <w:r>
+        <w:rPr>
+          <w:sz w:val="22"/>
+          <w:szCs w:val="22"/>
+        </w:rPr>
+        <w:t>Entre las propiedades más relevantes se encuentran:</w:t>
+      </w:r>
+    </w:p>
+    <w:p>
+      <w:pPr>
+        <w:pStyle w:val="Prrafodelista"/>
+        <w:numPr>
+          <w:ilvl w:val="0"/>
+          <w:numId w:val="11"/>
+        </w:numPr>
+        <w:jc w:val="both"/>
+        <w:rPr>
+          <w:sz w:val="22"/>
+          <w:szCs w:val="22"/>
+        </w:rPr>
+      </w:pPr>
+      <w:r>
+        <w:rPr>
+          <w:sz w:val="22"/>
+          <w:szCs w:val="22"/>
+        </w:rPr>
+        <w:t>Regla del producto</w:t>
+      </w:r>
+    </w:p>
+    <w:p>
+      <w:pPr>
+        <w:pStyle w:val="Prrafodelista"/>
+        <w:numPr>
+          <w:ilvl w:val="0"/>
+          <w:numId w:val="11"/>
+        </w:numPr>
+        <w:jc w:val="both"/>
+        <w:rPr>
+          <w:sz w:val="22"/>
+          <w:szCs w:val="22"/>
+        </w:rPr>
+      </w:pPr>
+      <w:r>
+        <w:rPr>
+          <w:sz w:val="22"/>
+          <w:szCs w:val="22"/>
+        </w:rPr>
+        <w:t>Regla de la suma</w:t>
+      </w:r>
+    </w:p>
+    <w:p>
+      <w:pPr>
+        <w:pStyle w:val="Prrafodelista"/>
+        <w:numPr>
+          <w:ilvl w:val="0"/>
+          <w:numId w:val="11"/>
+        </w:numPr>
+        <w:jc w:val="both"/>
+        <w:rPr>
+          <w:sz w:val="22"/>
+          <w:szCs w:val="22"/>
+        </w:rPr>
+      </w:pPr>
+      <w:r>
+        <w:rPr>
+          <w:sz w:val="22"/>
+          <w:szCs w:val="22"/>
+        </w:rPr>
+        <w:t xml:space="preserve">Regla de la cadena, esencial en algoritmos de aprendizaje automático como el </w:t>
       </w:r>
       <w:proofErr w:type="spellStart"/>
       <w:r>
@@ -10746,7 +11204,7 @@
           <w:sz w:val="22"/>
           <w:szCs w:val="22"/>
         </w:rPr>
-        <w:t>autovectores</w:t>
+        <w:t>backpropagation</w:t>
       </w:r>
       <w:proofErr w:type="spellEnd"/>
       <w:r>
@@ -10754,401 +11212,106 @@
           <w:sz w:val="22"/>
           <w:szCs w:val="22"/>
         </w:rPr>
-        <w:t xml:space="preserve">, mostrando cómo se </w:t>
-      </w:r>
-      <w:r>
-        <w:rPr>
+        <w:t>.</w:t>
+      </w:r>
+    </w:p>
+    <w:p>
+      <w:pPr>
+        <w:jc w:val="both"/>
+        <w:rPr>
+          <w:sz w:val="22"/>
+          <w:szCs w:val="22"/>
+        </w:rPr>
+      </w:pPr>
+      <w:r>
+        <w:rPr>
+          <w:sz w:val="22"/>
+          <w:szCs w:val="22"/>
+        </w:rPr>
+        <w:t>La</w:t>
+      </w:r>
+      <w:r>
+        <w:rPr>
+          <w:sz w:val="22"/>
+          <w:szCs w:val="22"/>
+        </w:rPr>
+        <w:t xml:space="preserve"> comprensión</w:t>
+      </w:r>
+      <w:r>
+        <w:rPr>
+          <w:sz w:val="22"/>
+          <w:szCs w:val="22"/>
+        </w:rPr>
+        <w:t xml:space="preserve"> de estos conceptos</w:t>
+      </w:r>
+      <w:r>
+        <w:rPr>
+          <w:sz w:val="22"/>
+          <w:szCs w:val="22"/>
+        </w:rPr>
+        <w:t xml:space="preserve"> se vuelve más clara al integrarlos con visualizaciones, ejemplos computacionales y aplicaciones reales. En el contexto del aprendizaje automático, la diferenciación no solo es una técnica matemática, sino una herramienta que permite entrenar modelos, ajustar parámetros y optimizar funciones de pérdida.</w:t>
+      </w:r>
+    </w:p>
+    <w:p>
+      <w:pPr>
+        <w:rPr>
+          <w:rFonts w:asciiTheme="majorHAnsi" w:eastAsiaTheme="majorEastAsia" w:hAnsiTheme="majorHAnsi" w:cstheme="majorBidi"/>
           <w:b/>
           <w:bCs/>
-          <w:sz w:val="22"/>
-          <w:szCs w:val="22"/>
-        </w:rPr>
-        <w:t>estira y rota</w:t>
-      </w:r>
-      <w:r>
-        <w:rPr>
-          <w:sz w:val="22"/>
-          <w:szCs w:val="22"/>
-        </w:rPr>
-        <w:t xml:space="preserve"> el espacio en función de los autovalores.</w:t>
-      </w:r>
-    </w:p>
-    <w:p>
-      <w:pPr>
-        <w:numPr>
-          <w:ilvl w:val="0"/>
-          <w:numId w:val="13"/>
-        </w:numPr>
-        <w:jc w:val="both"/>
-        <w:rPr>
-          <w:sz w:val="22"/>
-          <w:szCs w:val="22"/>
-        </w:rPr>
-      </w:pPr>
-      <w:r>
-        <w:rPr>
-          <w:sz w:val="22"/>
-          <w:szCs w:val="22"/>
-        </w:rPr>
-        <w:t xml:space="preserve">Se corrigió un error en la función </w:t>
-      </w:r>
-      <w:proofErr w:type="spellStart"/>
-      <w:proofErr w:type="gramStart"/>
-      <w:r>
-        <w:rPr>
-          <w:sz w:val="22"/>
-          <w:szCs w:val="22"/>
-        </w:rPr>
-        <w:t>plt.quiver</w:t>
-      </w:r>
-      <w:proofErr w:type="spellEnd"/>
-      <w:proofErr w:type="gramEnd"/>
-      <w:r>
-        <w:rPr>
-          <w:sz w:val="22"/>
-          <w:szCs w:val="22"/>
-        </w:rPr>
-        <w:t>, ajustando la dimensión de los vectores para que coincidan con el número de flechas a graficar.</w:t>
-      </w:r>
-    </w:p>
-    <w:p>
-      <w:pPr>
-        <w:numPr>
-          <w:ilvl w:val="0"/>
-          <w:numId w:val="13"/>
-        </w:numPr>
-        <w:jc w:val="both"/>
-        <w:rPr>
-          <w:sz w:val="22"/>
-          <w:szCs w:val="22"/>
-        </w:rPr>
-      </w:pPr>
-      <w:r>
-        <w:rPr>
-          <w:sz w:val="22"/>
-          <w:szCs w:val="22"/>
-        </w:rPr>
-        <w:t>Se reforzaron conceptos clave como:</w:t>
-      </w:r>
-    </w:p>
-    <w:p>
-      <w:pPr>
-        <w:numPr>
-          <w:ilvl w:val="1"/>
-          <w:numId w:val="13"/>
-        </w:numPr>
-        <w:jc w:val="both"/>
-        <w:rPr>
-          <w:sz w:val="22"/>
-          <w:szCs w:val="22"/>
-        </w:rPr>
-      </w:pPr>
-      <w:r>
-        <w:rPr>
-          <w:sz w:val="22"/>
-          <w:szCs w:val="22"/>
-        </w:rPr>
-        <w:t>Producto punto y ángulo entre vectores.</w:t>
-      </w:r>
-    </w:p>
-    <w:p>
-      <w:pPr>
-        <w:numPr>
-          <w:ilvl w:val="1"/>
-          <w:numId w:val="13"/>
-        </w:numPr>
-        <w:jc w:val="both"/>
-        <w:rPr>
-          <w:sz w:val="22"/>
-          <w:szCs w:val="22"/>
-        </w:rPr>
-      </w:pPr>
-      <w:r>
-        <w:rPr>
-          <w:sz w:val="22"/>
-          <w:szCs w:val="22"/>
-        </w:rPr>
-        <w:t>Proyección ortogonal sobre subespacios.</w:t>
-      </w:r>
-    </w:p>
-    <w:p>
-      <w:pPr>
-        <w:numPr>
-          <w:ilvl w:val="1"/>
-          <w:numId w:val="13"/>
-        </w:numPr>
-        <w:jc w:val="both"/>
-        <w:rPr>
-          <w:sz w:val="22"/>
-          <w:szCs w:val="22"/>
-        </w:rPr>
-      </w:pPr>
-      <w:r>
-        <w:rPr>
-          <w:sz w:val="22"/>
-          <w:szCs w:val="22"/>
-        </w:rPr>
-        <w:t>Construcción de la matriz de proyección PπP_\pi.</w:t>
-      </w:r>
-    </w:p>
-    <w:p>
-      <w:pPr>
-        <w:numPr>
-          <w:ilvl w:val="1"/>
-          <w:numId w:val="13"/>
-        </w:numPr>
-        <w:jc w:val="both"/>
-        <w:rPr>
-          <w:sz w:val="22"/>
-          <w:szCs w:val="22"/>
-        </w:rPr>
-      </w:pPr>
-      <w:r>
-        <w:rPr>
-          <w:sz w:val="22"/>
-          <w:szCs w:val="22"/>
-        </w:rPr>
-        <w:t xml:space="preserve">Interpretación geométrica del </w:t>
-      </w:r>
+          <w:color w:val="2F5496" w:themeColor="accent1" w:themeShade="BF"/>
+          <w:sz w:val="32"/>
+          <w:szCs w:val="32"/>
+        </w:rPr>
+      </w:pPr>
       <w:r>
         <w:rPr>
           <w:b/>
           <w:bCs/>
-          <w:sz w:val="22"/>
-          <w:szCs w:val="22"/>
-        </w:rPr>
-        <w:t>determinante</w:t>
-      </w:r>
-      <w:r>
-        <w:rPr>
-          <w:sz w:val="22"/>
-          <w:szCs w:val="22"/>
-        </w:rPr>
-        <w:t xml:space="preserve"> y la </w:t>
-      </w:r>
-      <w:r>
+        </w:rPr>
+        <w:br w:type="page"/>
+      </w:r>
+    </w:p>
+    <w:p>
+      <w:pPr>
+        <w:pStyle w:val="Ttulo1"/>
+        <w:spacing w:after="240"/>
         <w:rPr>
           <w:b/>
           <w:bCs/>
-          <w:sz w:val="22"/>
-          <w:szCs w:val="22"/>
-        </w:rPr>
-        <w:t>traza</w:t>
-      </w:r>
-      <w:r>
-        <w:rPr>
-          <w:sz w:val="22"/>
-          <w:szCs w:val="22"/>
-        </w:rPr>
-        <w:t>.</w:t>
-      </w:r>
-    </w:p>
-    <w:p>
-      <w:pPr>
-        <w:numPr>
-          <w:ilvl w:val="0"/>
-          <w:numId w:val="13"/>
-        </w:numPr>
-        <w:jc w:val="both"/>
-        <w:rPr>
-          <w:sz w:val="22"/>
-          <w:szCs w:val="22"/>
-        </w:rPr>
-      </w:pPr>
-      <w:r>
-        <w:rPr>
-          <w:sz w:val="22"/>
-          <w:szCs w:val="22"/>
-        </w:rPr>
-        <w:t>Se extendió el análisis a una matriz 4×44 \times 4, observando autovalores reales y complejos, y su impacto en la dinámica de la transformación.</w:t>
-      </w:r>
-    </w:p>
-    <w:p>
-      <w:pPr>
-        <w:jc w:val="both"/>
-        <w:rPr>
-          <w:sz w:val="22"/>
-          <w:szCs w:val="22"/>
-        </w:rPr>
-      </w:pPr>
-    </w:p>
-    <w:p>
-      <w:pPr>
-        <w:jc w:val="both"/>
-        <w:rPr>
-          <w:sz w:val="22"/>
-          <w:szCs w:val="22"/>
-        </w:rPr>
-      </w:pPr>
-      <w:r>
-        <w:rPr>
-          <w:sz w:val="22"/>
-          <w:szCs w:val="22"/>
-        </w:rPr>
-        <w:t xml:space="preserve">Esta actividad integró teoría algebraica, visualización geométrica y programación en Python. El uso de </w:t>
-      </w:r>
-      <w:proofErr w:type="spellStart"/>
-      <w:r>
-        <w:rPr>
-          <w:sz w:val="22"/>
-          <w:szCs w:val="22"/>
-        </w:rPr>
-        <w:t>numpy</w:t>
-      </w:r>
-      <w:proofErr w:type="spellEnd"/>
-      <w:r>
-        <w:rPr>
-          <w:sz w:val="22"/>
-          <w:szCs w:val="22"/>
-        </w:rPr>
-        <w:t xml:space="preserve"> y </w:t>
-      </w:r>
-      <w:proofErr w:type="spellStart"/>
-      <w:r>
-        <w:rPr>
-          <w:sz w:val="22"/>
-          <w:szCs w:val="22"/>
-        </w:rPr>
-        <w:t>matplotlib</w:t>
-      </w:r>
-      <w:proofErr w:type="spellEnd"/>
-      <w:r>
-        <w:rPr>
-          <w:sz w:val="22"/>
-          <w:szCs w:val="22"/>
-        </w:rPr>
-        <w:t xml:space="preserve"> permitió validar los conceptos de forma visual y clara, fortaleciendo la comprensión de las transformaciones lineales y su aplicación en contextos como </w:t>
-      </w:r>
-      <w:r>
-        <w:rPr>
-          <w:sz w:val="22"/>
-          <w:szCs w:val="22"/>
-        </w:rPr>
-        <w:t xml:space="preserve">el </w:t>
-      </w:r>
-      <w:r>
-        <w:rPr>
-          <w:sz w:val="22"/>
-          <w:szCs w:val="22"/>
-        </w:rPr>
-        <w:t>Análisis de Componentes Principales</w:t>
-      </w:r>
-      <w:r>
-        <w:rPr>
-          <w:sz w:val="22"/>
-          <w:szCs w:val="22"/>
-        </w:rPr>
-        <w:t xml:space="preserve"> </w:t>
-      </w:r>
-      <w:r>
-        <w:rPr>
-          <w:sz w:val="22"/>
-          <w:szCs w:val="22"/>
-        </w:rPr>
-        <w:t>(</w:t>
-      </w:r>
-      <w:r>
-        <w:rPr>
-          <w:sz w:val="22"/>
-          <w:szCs w:val="22"/>
-        </w:rPr>
-        <w:t>PCA</w:t>
-      </w:r>
-      <w:r>
-        <w:rPr>
-          <w:sz w:val="22"/>
-          <w:szCs w:val="22"/>
-        </w:rPr>
-        <w:t>)</w:t>
-      </w:r>
-      <w:r>
-        <w:rPr>
-          <w:sz w:val="22"/>
-          <w:szCs w:val="22"/>
-        </w:rPr>
-        <w:t xml:space="preserve"> y machine </w:t>
-      </w:r>
-      <w:proofErr w:type="spellStart"/>
-      <w:r>
-        <w:rPr>
-          <w:sz w:val="22"/>
-          <w:szCs w:val="22"/>
-        </w:rPr>
-        <w:t>learning</w:t>
-      </w:r>
-      <w:proofErr w:type="spellEnd"/>
-      <w:r>
-        <w:rPr>
-          <w:sz w:val="22"/>
-          <w:szCs w:val="22"/>
-        </w:rPr>
-        <w:t>.</w:t>
-      </w:r>
-    </w:p>
-    <w:p>
-      <w:pPr>
-        <w:jc w:val="both"/>
-        <w:rPr>
-          <w:sz w:val="22"/>
-          <w:szCs w:val="22"/>
-        </w:rPr>
-      </w:pPr>
-      <w:r>
-        <w:rPr>
-          <w:sz w:val="22"/>
-          <w:szCs w:val="22"/>
-        </w:rPr>
-        <w:t>PCA es una técnica de reducción de dimensionalidad que se utiliza para transformar un conjunto de datos de alta dimensión en un conjunto de datos de menor dimensión, preservando la mayor cantidad de variabilidad posible. Esto se logra encontrando nuevas variables (componentes principales) que son combinaciones lineales de las variables originales. PCA es útil en el preprocesamiento de datos, la visualización de datos y la eliminación de ruido.</w:t>
-      </w:r>
-      <w:r>
-        <w:rPr>
-          <w:sz w:val="22"/>
-          <w:szCs w:val="22"/>
-        </w:rPr>
-        <w:br w:type="page"/>
-      </w:r>
-    </w:p>
-    <w:p>
-      <w:pPr>
-        <w:pStyle w:val="Ttulo1"/>
-        <w:spacing w:after="240"/>
+        </w:rPr>
+      </w:pPr>
+      <w:bookmarkStart w:id="9" w:name="_Toc206595232"/>
+      <w:r>
         <w:rPr>
           <w:b/>
           <w:bCs/>
         </w:rPr>
-      </w:pPr>
-      <w:bookmarkStart w:id="5" w:name="_Toc205456571"/>
+        <w:lastRenderedPageBreak/>
+        <w:t>Liga al</w:t>
+      </w:r>
       <w:r>
         <w:rPr>
           <w:b/>
           <w:bCs/>
         </w:rPr>
-        <w:lastRenderedPageBreak/>
-        <w:t>Liga al</w:t>
+        <w:t xml:space="preserve"> código</w:t>
       </w:r>
       <w:r>
         <w:rPr>
           <w:b/>
           <w:bCs/>
         </w:rPr>
-        <w:t xml:space="preserve"> código</w:t>
-      </w:r>
+        <w:t xml:space="preserve"> en </w:t>
+      </w:r>
+      <w:proofErr w:type="spellStart"/>
       <w:r>
         <w:rPr>
           <w:b/>
           <w:bCs/>
         </w:rPr>
-        <w:t xml:space="preserve"> en </w:t>
-      </w:r>
-      <w:proofErr w:type="spellStart"/>
-      <w:r>
-        <w:rPr>
-          <w:b/>
-          <w:bCs/>
-        </w:rPr>
         <w:t>Github</w:t>
       </w:r>
-      <w:bookmarkEnd w:id="5"/>
+      <w:bookmarkEnd w:id="9"/>
       <w:proofErr w:type="spellEnd"/>
       <w:r>
         <w:rPr>
@@ -11723,7 +11886,7 @@
   <w:abstractNum w:abstractNumId="2" w15:restartNumberingAfterBreak="0">
     <w:nsid w:val="224D1AF2"/>
     <w:multiLevelType w:val="hybridMultilevel"/>
-    <w:tmpl w:val="B8087E56"/>
+    <w:tmpl w:val="3B8E058C"/>
     <w:lvl w:ilvl="0" w:tplc="080A0001">
       <w:start w:val="1"/>
       <w:numFmt w:val="bullet"/>
@@ -12071,7 +12234,7 @@
   <w:abstractNum w:abstractNumId="5" w15:restartNumberingAfterBreak="0">
     <w:nsid w:val="3B3E697D"/>
     <w:multiLevelType w:val="multilevel"/>
-    <w:tmpl w:val="692ADB36"/>
+    <w:tmpl w:val="56FC900E"/>
     <w:lvl w:ilvl="0">
       <w:start w:val="1"/>
       <w:numFmt w:val="bullet"/>
@@ -12088,20 +12251,15 @@
         <w:sz w:val="20"/>
       </w:rPr>
     </w:lvl>
-    <w:lvl w:ilvl="1" w:tentative="1">
-      <w:start w:val="1"/>
+    <w:lvl w:ilvl="1">
       <w:numFmt w:val="bullet"/>
-      <w:lvlText w:val="o"/>
+      <w:lvlText w:val="-"/>
       <w:lvlJc w:val="left"/>
       <w:pPr>
-        <w:tabs>
-          <w:tab w:val="num" w:pos="1440"/>
-        </w:tabs>
         <w:ind w:left="1440" w:hanging="360"/>
       </w:pPr>
       <w:rPr>
-        <w:rFonts w:ascii="Courier New" w:hAnsi="Courier New" w:hint="default"/>
-        <w:sz w:val="20"/>
+        <w:rFonts w:ascii="Calibri" w:eastAsiaTheme="minorEastAsia" w:hAnsi="Calibri" w:cs="Calibri" w:hint="default"/>
       </w:rPr>
     </w:lvl>
     <w:lvl w:ilvl="2" w:tentative="1">
